--- a/吴天琦_供应链运营_简历.docx
+++ b/吴天琦_供应链运营_简历.docx
@@ -1055,7 +1055,7 @@
       <w:spacing w:after="40" w:line="312" w:lineRule="auto"/>
     </w:pPr>
     <w:rPr>
-      <w:rFonts w:ascii="等线" w:hAnsi="等线"/>
+      <w:rFonts w:ascii="微软雅黑" w:hAnsi="微软雅黑"/>
       <w:sz w:val="21"/>
     </w:rPr>
   </w:style>

--- a/吴天琦_供应链运营_简历.docx
+++ b/吴天琦_供应链运营_简历.docx
@@ -638,6 +638,176 @@
         <w:t>艺术设计 · 大专</w:t>
       </w:r>
     </w:p>
+    <w:p>
+      <w:pPr>
+        <w:spacing w:before="200" w:after="80"/>
+      </w:pPr>
+      <w:r>
+        <w:rPr>
+          <w:b/>
+          <w:color w:val="1A3A5C"/>
+          <w:sz w:val="24"/>
+        </w:rPr>
+        <w:t>AI 工作流项目截图</w:t>
+      </w:r>
+    </w:p>
+    <w:p>
+      <w:pPr>
+        <w:jc w:val="center"/>
+      </w:pPr>
+      <w:r>
+        <w:drawing>
+          <wp:inline xmlns:a="http://schemas.openxmlformats.org/drawingml/2006/main" xmlns:pic="http://schemas.openxmlformats.org/drawingml/2006/picture">
+            <wp:extent cx="5029200" cy="3233057"/>
+            <wp:docPr id="1" name="Picture 1"/>
+            <wp:cNvGraphicFramePr>
+              <a:graphicFrameLocks noChangeAspect="1"/>
+            </wp:cNvGraphicFramePr>
+            <a:graphic>
+              <a:graphicData uri="http://schemas.openxmlformats.org/drawingml/2006/picture">
+                <pic:pic>
+                  <pic:nvPicPr>
+                    <pic:cNvPr id="0" name="screenshot_p1.png"/>
+                    <pic:cNvPicPr/>
+                  </pic:nvPicPr>
+                  <pic:blipFill>
+                    <a:blip r:embed="rId9"/>
+                    <a:stretch>
+                      <a:fillRect/>
+                    </a:stretch>
+                  </pic:blipFill>
+                  <pic:spPr>
+                    <a:xfrm>
+                      <a:off x="0" y="0"/>
+                      <a:ext cx="5029200" cy="3233057"/>
+                    </a:xfrm>
+                    <a:prstGeom prst="rect"/>
+                  </pic:spPr>
+                </pic:pic>
+              </a:graphicData>
+            </a:graphic>
+          </wp:inline>
+        </w:drawing>
+      </w:r>
+    </w:p>
+    <w:p>
+      <w:pPr>
+        <w:spacing w:after="120"/>
+        <w:jc w:val="center"/>
+      </w:pPr>
+      <w:r>
+        <w:rPr>
+          <w:color w:val="666666"/>
+          <w:sz w:val="18"/>
+        </w:rPr>
+        <w:t>SKU缺货率智能监控</w:t>
+      </w:r>
+    </w:p>
+    <w:p>
+      <w:pPr>
+        <w:jc w:val="center"/>
+      </w:pPr>
+      <w:r>
+        <w:drawing>
+          <wp:inline xmlns:a="http://schemas.openxmlformats.org/drawingml/2006/main" xmlns:pic="http://schemas.openxmlformats.org/drawingml/2006/picture">
+            <wp:extent cx="5029200" cy="3233057"/>
+            <wp:docPr id="2" name="Picture 2"/>
+            <wp:cNvGraphicFramePr>
+              <a:graphicFrameLocks noChangeAspect="1"/>
+            </wp:cNvGraphicFramePr>
+            <a:graphic>
+              <a:graphicData uri="http://schemas.openxmlformats.org/drawingml/2006/picture">
+                <pic:pic>
+                  <pic:nvPicPr>
+                    <pic:cNvPr id="0" name="screenshot_p2.png"/>
+                    <pic:cNvPicPr/>
+                  </pic:nvPicPr>
+                  <pic:blipFill>
+                    <a:blip r:embed="rId10"/>
+                    <a:stretch>
+                      <a:fillRect/>
+                    </a:stretch>
+                  </pic:blipFill>
+                  <pic:spPr>
+                    <a:xfrm>
+                      <a:off x="0" y="0"/>
+                      <a:ext cx="5029200" cy="3233057"/>
+                    </a:xfrm>
+                    <a:prstGeom prst="rect"/>
+                  </pic:spPr>
+                </pic:pic>
+              </a:graphicData>
+            </a:graphic>
+          </wp:inline>
+        </w:drawing>
+      </w:r>
+    </w:p>
+    <w:p>
+      <w:pPr>
+        <w:spacing w:after="120"/>
+        <w:jc w:val="center"/>
+      </w:pPr>
+      <w:r>
+        <w:rPr>
+          <w:color w:val="666666"/>
+          <w:sz w:val="18"/>
+        </w:rPr>
+        <w:t>日报/周报AI自动生成</w:t>
+      </w:r>
+    </w:p>
+    <w:p>
+      <w:pPr>
+        <w:jc w:val="center"/>
+      </w:pPr>
+      <w:r>
+        <w:drawing>
+          <wp:inline xmlns:a="http://schemas.openxmlformats.org/drawingml/2006/main" xmlns:pic="http://schemas.openxmlformats.org/drawingml/2006/picture">
+            <wp:extent cx="5029200" cy="3233057"/>
+            <wp:docPr id="3" name="Picture 3"/>
+            <wp:cNvGraphicFramePr>
+              <a:graphicFrameLocks noChangeAspect="1"/>
+            </wp:cNvGraphicFramePr>
+            <a:graphic>
+              <a:graphicData uri="http://schemas.openxmlformats.org/drawingml/2006/picture">
+                <pic:pic>
+                  <pic:nvPicPr>
+                    <pic:cNvPr id="0" name="screenshot_p3.png"/>
+                    <pic:cNvPicPr/>
+                  </pic:nvPicPr>
+                  <pic:blipFill>
+                    <a:blip r:embed="rId11"/>
+                    <a:stretch>
+                      <a:fillRect/>
+                    </a:stretch>
+                  </pic:blipFill>
+                  <pic:spPr>
+                    <a:xfrm>
+                      <a:off x="0" y="0"/>
+                      <a:ext cx="5029200" cy="3233057"/>
+                    </a:xfrm>
+                    <a:prstGeom prst="rect"/>
+                  </pic:spPr>
+                </pic:pic>
+              </a:graphicData>
+            </a:graphic>
+          </wp:inline>
+        </w:drawing>
+      </w:r>
+    </w:p>
+    <w:p>
+      <w:pPr>
+        <w:spacing w:after="120"/>
+        <w:jc w:val="center"/>
+      </w:pPr>
+      <w:r>
+        <w:rPr>
+          <w:color w:val="666666"/>
+          <w:sz w:val="18"/>
+        </w:rPr>
+        <w:t>商家库存编辑审批自动化</w:t>
+      </w:r>
+    </w:p>
+    <w:p/>
     <w:p/>
     <w:p>
       <w:pPr>
